--- a/Экспедиция на Байконур - текст.docx
+++ b/Экспедиция на Байконур - текст.docx
@@ -355,7 +355,7 @@
         <w:spacing w:after="40"/>
       </w:pPr>
       <w:r>
-        <w:t>Лидеры по запускам: США, Китай, Россия и Новая Зеландия, по 17 запусков</w:t>
+        <w:t>Лидеры по запускам за 2025 год: США - 181 и Китай - 92. У России и Новой Зеландии - по 17</w:t>
       </w:r>
     </w:p>
     <w:p>
@@ -368,7 +368,7 @@
           <w:color w:val="707070"/>
           <w:sz w:val="18"/>
         </w:rPr>
-        <w:t>Иллюстрации: Степь всё та же: верблюды у дороги на космодром</w:t>
+        <w:t>Иллюстрации: Карта космодрома; Степь всё та же: верблюды у дороги на космодром</w:t>
       </w:r>
     </w:p>
     <w:p>
